--- a/docs/Диплом/Рабочая папка/Введение2.docx
+++ b/docs/Диплом/Рабочая папка/Введение2.docx
@@ -19,6 +19,14 @@
           <w:sz w:val="28"/>
           <w:szCs w:val="28"/>
         </w:rPr>
+        <w:t xml:space="preserve"> </w:t>
+      </w:r>
+      <w:r>
+        <w:rPr>
+          <w:rFonts w:ascii="Times New Roman" w:hAnsi="Times New Roman" w:cs="Times New Roman"/>
+          <w:sz w:val="28"/>
+          <w:szCs w:val="28"/>
+        </w:rPr>
         <w:t>ВВЕДЕНИЕ</w:t>
       </w:r>
     </w:p>
@@ -55,7 +63,39 @@
           <w:sz w:val="28"/>
           <w:szCs w:val="28"/>
         </w:rPr>
-        <w:t>В условиях стремительного роста объёма технических знаний, характерного для современной IT‑сферы, всё острее проявляется несоответствие между сложностью учебных материалов — таких как фрагменты кода, шаблоны и теоретические выкладки — и уровнем автоматизации их организации. Существующие решения: от шаблонов в интегрированных средах разработки (IDE) и универсальных систем управления знаниями до обычной файловой системы — не «понимают» содержимое документов. Они либо работают с файлами как с одинаковыми контейнерами, либо требуют ручной сортировки и иерархизации. В результате отсутствует специализированный инструмент, способный автоматически выявлять внутреннюю структуру учебных документов, строить единое древовидное представление разнородного содержимого (ST и MD), и при этом оставаться быстрым за счёт фоновой обработки. Именно этот пробел — между потребностью в осмысленном доступе к знаниям и отсутствием подходящего программного обеспечения — определяет актуальность настоящей работы.</w:t>
+        <w:t xml:space="preserve">В условиях стремительного роста объёма технических знаний, характерного для современной IT‑сферы, всё острее проявляется несоответствие между сложностью учебных материалов — таких как фрагменты кода, шаблоны и теоретические выкладки — и уровнем автоматизации их организации. Существующие решения: от шаблонов в интегрированных средах разработки (IDE) и универсальных систем управления знаниями до обычной файловой системы — не «понимают» содержимое документов. Они либо работают с файлами как с одинаковыми контейнерами, либо требуют ручной </w:t>
+      </w:r>
+      <w:r>
+        <w:rPr>
+          <w:rFonts w:ascii="Times New Roman" w:hAnsi="Times New Roman" w:cs="Times New Roman"/>
+          <w:sz w:val="28"/>
+          <w:szCs w:val="28"/>
+        </w:rPr>
+        <w:t xml:space="preserve">сортировки и </w:t>
+      </w:r>
+      <w:r>
+        <w:rPr>
+          <w:rFonts w:ascii="Times New Roman" w:hAnsi="Times New Roman" w:cs="Times New Roman"/>
+          <w:sz w:val="28"/>
+          <w:szCs w:val="28"/>
+        </w:rPr>
+        <w:t>упорядочения</w:t>
+      </w:r>
+      <w:r>
+        <w:rPr>
+          <w:rFonts w:ascii="Times New Roman" w:hAnsi="Times New Roman" w:cs="Times New Roman"/>
+          <w:sz w:val="28"/>
+          <w:szCs w:val="28"/>
+        </w:rPr>
+        <w:t xml:space="preserve">. </w:t>
+      </w:r>
+      <w:r>
+        <w:rPr>
+          <w:rFonts w:ascii="Times New Roman" w:hAnsi="Times New Roman" w:cs="Times New Roman"/>
+          <w:sz w:val="28"/>
+          <w:szCs w:val="28"/>
+        </w:rPr>
+        <w:t>В результате отсутствует специализированный инструмент, способный автоматически выявлять внутреннюю структуру учебных документов, строить единое древовидное представление разнородного содержимого (ST и MD), и при этом оставаться быстрым за счёт фоновой обработки. Именно этот пробел — между потребностью в осмысленном доступе к знаниям и отсутствием подходящего программного обеспечения — определяет актуальность настоящей работы.</w:t>
       </w:r>
     </w:p>
     <w:p>
@@ -75,7 +115,15 @@
           <w:sz w:val="28"/>
           <w:szCs w:val="28"/>
         </w:rPr>
-        <w:t>Объект исследования — процесс усвоения и применения учебной информации в IT‑подготовке.</w:t>
+        <w:t xml:space="preserve">Объект исследования — </w:t>
+      </w:r>
+      <w:r>
+        <w:rPr>
+          <w:rFonts w:ascii="Times New Roman" w:hAnsi="Times New Roman" w:cs="Times New Roman"/>
+          <w:sz w:val="28"/>
+          <w:szCs w:val="28"/>
+        </w:rPr>
+        <w:t>учебная информация в IT-подготовке, представленная в виде структурированных фрагментов кода и сопутствующей документации</w:t>
       </w:r>
     </w:p>
     <w:p>
@@ -95,7 +143,23 @@
           <w:sz w:val="28"/>
           <w:szCs w:val="28"/>
         </w:rPr>
-        <w:t>Предмет исследования — архитектура и программная реализация кроссплатформенного средства оптимизации учебной информации.</w:t>
+        <w:t xml:space="preserve">Предмет исследования — подход к организации учебной информации, основанный на синтаксическом анализе содержимого и построении единой </w:t>
+      </w:r>
+      <w:r>
+        <w:rPr>
+          <w:rFonts w:ascii="Times New Roman" w:hAnsi="Times New Roman" w:cs="Times New Roman"/>
+          <w:sz w:val="28"/>
+          <w:szCs w:val="28"/>
+        </w:rPr>
+        <w:t xml:space="preserve">древовидной </w:t>
+      </w:r>
+      <w:r>
+        <w:rPr>
+          <w:rFonts w:ascii="Times New Roman" w:hAnsi="Times New Roman" w:cs="Times New Roman"/>
+          <w:sz w:val="28"/>
+          <w:szCs w:val="28"/>
+        </w:rPr>
+        <w:t>модели данных для разнородных форматов.</w:t>
       </w:r>
     </w:p>
     <w:p>
@@ -115,27 +179,127 @@
           <w:sz w:val="28"/>
           <w:szCs w:val="28"/>
         </w:rPr>
-        <w:t>Цель работы — разработка архитектуры и программной реализации кроссплатформенного средства, обеспечивающего структурированное хранение, быстрый доступ и удобную работу с учебными материалами, включая фрагменты кода в формате Structured Text (.st) и документацию в формате Markdown (.md), для IT‑специалистов. Средство должно быть независимо от конкретной IDE и использовать фоновую обработку данных для обеспечения высокой отзывчивости интерфейса.</w:t>
-      </w:r>
-    </w:p>
-    <w:p>
-      <w:pPr>
-        <w:spacing w:after="0" w:line="360" w:lineRule="auto"/>
-        <w:ind w:firstLine="709"/>
-        <w:jc w:val="both"/>
-        <w:rPr>
-          <w:rFonts w:ascii="Times New Roman" w:hAnsi="Times New Roman" w:cs="Times New Roman"/>
-          <w:sz w:val="28"/>
-          <w:szCs w:val="28"/>
-        </w:rPr>
-      </w:pPr>
-      <w:r>
-        <w:rPr>
-          <w:rFonts w:ascii="Times New Roman" w:hAnsi="Times New Roman" w:cs="Times New Roman"/>
-          <w:sz w:val="28"/>
-          <w:szCs w:val="28"/>
-        </w:rPr>
-        <w:t>Для достижения поставленной цели решались следующие задачи:</w:t>
+        <w:t>Цель работы — разработать кроссплатформенное программное средство для автоматизированной структуризации, хранения и быстрого доступа к учебным материалам</w:t>
+      </w:r>
+      <w:r>
+        <w:rPr>
+          <w:rFonts w:ascii="Times New Roman" w:hAnsi="Times New Roman" w:cs="Times New Roman"/>
+          <w:sz w:val="28"/>
+          <w:szCs w:val="28"/>
+        </w:rPr>
+        <w:t>:</w:t>
+      </w:r>
+      <w:r>
+        <w:rPr>
+          <w:rFonts w:ascii="Times New Roman" w:hAnsi="Times New Roman" w:cs="Times New Roman"/>
+          <w:sz w:val="28"/>
+          <w:szCs w:val="28"/>
+        </w:rPr>
+        <w:t xml:space="preserve"> фрагментам кода в формате .</w:t>
+      </w:r>
+      <w:proofErr w:type="spellStart"/>
+      <w:r>
+        <w:rPr>
+          <w:rFonts w:ascii="Times New Roman" w:hAnsi="Times New Roman" w:cs="Times New Roman"/>
+          <w:sz w:val="28"/>
+          <w:szCs w:val="28"/>
+        </w:rPr>
+        <w:t>st</w:t>
+      </w:r>
+      <w:proofErr w:type="spellEnd"/>
+      <w:r>
+        <w:rPr>
+          <w:rFonts w:ascii="Times New Roman" w:hAnsi="Times New Roman" w:cs="Times New Roman"/>
+          <w:sz w:val="28"/>
+          <w:szCs w:val="28"/>
+        </w:rPr>
+        <w:t xml:space="preserve"> и документации в формате .</w:t>
+      </w:r>
+      <w:proofErr w:type="spellStart"/>
+      <w:r>
+        <w:rPr>
+          <w:rFonts w:ascii="Times New Roman" w:hAnsi="Times New Roman" w:cs="Times New Roman"/>
+          <w:sz w:val="28"/>
+          <w:szCs w:val="28"/>
+        </w:rPr>
+        <w:t>md</w:t>
+      </w:r>
+      <w:proofErr w:type="spellEnd"/>
+      <w:r>
+        <w:rPr>
+          <w:rFonts w:ascii="Times New Roman" w:hAnsi="Times New Roman" w:cs="Times New Roman"/>
+          <w:sz w:val="28"/>
+          <w:szCs w:val="28"/>
+        </w:rPr>
+        <w:t xml:space="preserve">, основанное на </w:t>
+      </w:r>
+      <w:r>
+        <w:rPr>
+          <w:rFonts w:ascii="Times New Roman" w:hAnsi="Times New Roman" w:cs="Times New Roman"/>
+          <w:sz w:val="28"/>
+          <w:szCs w:val="28"/>
+        </w:rPr>
+        <w:t>синтаксическом анализе</w:t>
+      </w:r>
+      <w:r>
+        <w:rPr>
+          <w:rFonts w:ascii="Times New Roman" w:hAnsi="Times New Roman" w:cs="Times New Roman"/>
+          <w:sz w:val="28"/>
+          <w:szCs w:val="28"/>
+        </w:rPr>
+        <w:t xml:space="preserve"> </w:t>
+      </w:r>
+      <w:r>
+        <w:rPr>
+          <w:rFonts w:ascii="Times New Roman" w:hAnsi="Times New Roman" w:cs="Times New Roman"/>
+          <w:sz w:val="28"/>
+          <w:szCs w:val="28"/>
+        </w:rPr>
+        <w:t>содержимого и фоновой обработке данных.</w:t>
+      </w:r>
+    </w:p>
+    <w:p>
+      <w:pPr>
+        <w:spacing w:after="0" w:line="360" w:lineRule="auto"/>
+        <w:ind w:firstLine="708"/>
+        <w:jc w:val="both"/>
+        <w:rPr>
+          <w:rFonts w:ascii="Times New Roman" w:hAnsi="Times New Roman" w:cs="Times New Roman"/>
+          <w:sz w:val="28"/>
+          <w:szCs w:val="28"/>
+        </w:rPr>
+      </w:pPr>
+      <w:r>
+        <w:rPr>
+          <w:rFonts w:ascii="Times New Roman" w:hAnsi="Times New Roman" w:cs="Times New Roman"/>
+          <w:sz w:val="28"/>
+          <w:szCs w:val="28"/>
+        </w:rPr>
+        <w:t xml:space="preserve">Для достижения поставленной цели </w:t>
+      </w:r>
+      <w:r>
+        <w:rPr>
+          <w:rFonts w:ascii="Times New Roman" w:hAnsi="Times New Roman" w:cs="Times New Roman"/>
+          <w:sz w:val="28"/>
+          <w:szCs w:val="28"/>
+        </w:rPr>
+        <w:t>необходимо</w:t>
+      </w:r>
+      <w:r>
+        <w:rPr>
+          <w:rFonts w:ascii="Times New Roman" w:hAnsi="Times New Roman" w:cs="Times New Roman"/>
+          <w:sz w:val="28"/>
+          <w:szCs w:val="28"/>
+        </w:rPr>
+        <w:t xml:space="preserve"> решить следующие задачи</w:t>
+      </w:r>
+      <w:r>
+        <w:rPr>
+          <w:rFonts w:ascii="Times New Roman" w:hAnsi="Times New Roman" w:cs="Times New Roman"/>
+          <w:sz w:val="28"/>
+          <w:szCs w:val="28"/>
+        </w:rPr>
+        <w:t>:</w:t>
       </w:r>
     </w:p>
     <w:p>
@@ -146,7 +310,7 @@
           <w:numId w:val="2"/>
         </w:numPr>
         <w:spacing w:after="0" w:line="360" w:lineRule="auto"/>
-        <w:ind w:left="0" w:firstLine="1069"/>
+        <w:ind w:left="0" w:firstLine="993"/>
         <w:jc w:val="both"/>
         <w:rPr>
           <w:rFonts w:ascii="Times New Roman" w:hAnsi="Times New Roman" w:cs="Times New Roman"/>
@@ -161,7 +325,7 @@
           <w:szCs w:val="28"/>
         </w:rPr>
         <w:lastRenderedPageBreak/>
-        <w:t>Проанализировать существующие подходы к организации учебных материалов (шаблоны в IDE, PKM‑системы, файловая система), выявить их недостатки и обосновать требования к новому решению.</w:t>
+        <w:t>Проанализировать существующие подходы к организации учебных материалов, включая шаблоны в IDE, PKM‑системы и файловую систему, выявить их недостатки и обосновать требования к новому решению.</w:t>
       </w:r>
     </w:p>
     <w:p>
@@ -366,7 +530,25 @@
           <w:sz w:val="28"/>
           <w:szCs w:val="28"/>
         </w:rPr>
-        <w:t>— эмпирические: тестирование с использованием фреймворка pytest, оценка производительности при различных сценариях нагрузки.</w:t>
+        <w:t xml:space="preserve">— эмпирические: тестирование с использованием фреймворка </w:t>
+      </w:r>
+      <w:proofErr w:type="spellStart"/>
+      <w:r>
+        <w:rPr>
+          <w:rFonts w:ascii="Times New Roman" w:hAnsi="Times New Roman" w:cs="Times New Roman"/>
+          <w:sz w:val="28"/>
+          <w:szCs w:val="28"/>
+        </w:rPr>
+        <w:t>pytest</w:t>
+      </w:r>
+      <w:proofErr w:type="spellEnd"/>
+      <w:r>
+        <w:rPr>
+          <w:rFonts w:ascii="Times New Roman" w:hAnsi="Times New Roman" w:cs="Times New Roman"/>
+          <w:sz w:val="28"/>
+          <w:szCs w:val="28"/>
+        </w:rPr>
+        <w:t>, оценка производительности при различных сценариях нагрузки.</w:t>
       </w:r>
     </w:p>
     <w:p>
@@ -463,7 +645,76 @@
           <w:sz w:val="28"/>
           <w:szCs w:val="28"/>
         </w:rPr>
-        <w:t>Глава 1 посвящена анализу существующих подходов к организации учебной информации в IT‑подготовке. В ней рассмотрены исторические этапы систематизации программных заготовок, выявлены ограничения встроенных средств IDE, универсальных систем управления знаниями (Notion, Obsidian) и файловой системы. На основе сравнительного анализа сформулирована проблема исследования и обоснована потребность в специализированном кроссплатформенном средстве, сочетающем иерархическую структуру, предварительный просмотр и интеграцию теоретических и практических материалов.</w:t>
+        <w:t xml:space="preserve">Глава </w:t>
+      </w:r>
+      <w:r>
+        <w:rPr>
+          <w:rFonts w:ascii="Times New Roman" w:hAnsi="Times New Roman" w:cs="Times New Roman"/>
+          <w:sz w:val="28"/>
+          <w:szCs w:val="28"/>
+          <w:lang w:val="en-US"/>
+        </w:rPr>
+        <w:t>I</w:t>
+      </w:r>
+      <w:r>
+        <w:rPr>
+          <w:rFonts w:ascii="Times New Roman" w:hAnsi="Times New Roman" w:cs="Times New Roman"/>
+          <w:sz w:val="28"/>
+          <w:szCs w:val="28"/>
+        </w:rPr>
+        <w:t xml:space="preserve"> посвящена анализу существующих подходов к организации учебной информации в IT‑подготовке. В ней рассмотрены исторические этапы систематизации программных заготовок, выявлены ограничения встроенных средств IDE, универсальных систем управления знаниями </w:t>
+      </w:r>
+      <w:r>
+        <w:rPr>
+          <w:rFonts w:ascii="Times New Roman" w:hAnsi="Times New Roman" w:cs="Times New Roman"/>
+          <w:sz w:val="28"/>
+          <w:szCs w:val="28"/>
+        </w:rPr>
+        <w:t>(</w:t>
+      </w:r>
+      <w:proofErr w:type="spellStart"/>
+      <w:r>
+        <w:rPr>
+          <w:rFonts w:ascii="Times New Roman" w:hAnsi="Times New Roman" w:cs="Times New Roman"/>
+          <w:sz w:val="28"/>
+          <w:szCs w:val="28"/>
+        </w:rPr>
+        <w:t>Notion</w:t>
+      </w:r>
+      <w:proofErr w:type="spellEnd"/>
+      <w:r>
+        <w:rPr>
+          <w:rFonts w:ascii="Times New Roman" w:hAnsi="Times New Roman" w:cs="Times New Roman"/>
+          <w:sz w:val="28"/>
+          <w:szCs w:val="28"/>
+        </w:rPr>
+        <w:t xml:space="preserve">, </w:t>
+      </w:r>
+      <w:proofErr w:type="spellStart"/>
+      <w:r>
+        <w:rPr>
+          <w:rFonts w:ascii="Times New Roman" w:hAnsi="Times New Roman" w:cs="Times New Roman"/>
+          <w:sz w:val="28"/>
+          <w:szCs w:val="28"/>
+        </w:rPr>
+        <w:t>Obsidian</w:t>
+      </w:r>
+      <w:proofErr w:type="spellEnd"/>
+      <w:r>
+        <w:rPr>
+          <w:rFonts w:ascii="Times New Roman" w:hAnsi="Times New Roman" w:cs="Times New Roman"/>
+          <w:sz w:val="28"/>
+          <w:szCs w:val="28"/>
+        </w:rPr>
+        <w:t xml:space="preserve">) </w:t>
+      </w:r>
+      <w:r>
+        <w:rPr>
+          <w:rFonts w:ascii="Times New Roman" w:hAnsi="Times New Roman" w:cs="Times New Roman"/>
+          <w:sz w:val="28"/>
+          <w:szCs w:val="28"/>
+        </w:rPr>
+        <w:t>и файловой системы. На основе сравнительного анализа сформулирована проблема исследования и обоснована потребность в специализированном кроссплатформенном средстве, сочетающем иерархическую структуру, предварительный просмотр и интеграцию теоретических и практических материалов.</w:t>
       </w:r>
     </w:p>
     <w:p>
@@ -483,7 +734,134 @@
           <w:sz w:val="28"/>
           <w:szCs w:val="28"/>
         </w:rPr>
-        <w:t>Глава 2 описывает архитектуру и программную реализацию разработанного средства. Приведена многослойная модульная структура приложения, раскрыты ключевые модели данных (STMDFileTreeModel, ButtonModel), технологии (Python, PySide6, ANTLR4, Pygments) и подходы (MVVM, Observer, фоновый парсинг, двухуровневое кэширование). Подробно рассмотрены компоненты: стартовая панель, боковая панель навигации, редакторы ST и Markdown, система автоматического отслеживания изменений.</w:t>
+        <w:t xml:space="preserve">Глава </w:t>
+      </w:r>
+      <w:r>
+        <w:rPr>
+          <w:rFonts w:ascii="Times New Roman" w:hAnsi="Times New Roman" w:cs="Times New Roman"/>
+          <w:sz w:val="28"/>
+          <w:szCs w:val="28"/>
+          <w:lang w:val="en-US"/>
+        </w:rPr>
+        <w:t>II</w:t>
+      </w:r>
+      <w:r>
+        <w:rPr>
+          <w:rFonts w:ascii="Times New Roman" w:hAnsi="Times New Roman" w:cs="Times New Roman"/>
+          <w:sz w:val="28"/>
+          <w:szCs w:val="28"/>
+        </w:rPr>
+        <w:t xml:space="preserve"> описывает архитектуру и программную реализацию разработанного средства. Приведена многослойная модульная структура </w:t>
+      </w:r>
+      <w:r>
+        <w:rPr>
+          <w:rFonts w:ascii="Times New Roman" w:hAnsi="Times New Roman" w:cs="Times New Roman"/>
+          <w:sz w:val="28"/>
+          <w:szCs w:val="28"/>
+        </w:rPr>
+        <w:t xml:space="preserve">приложения, раскрыты ключевые модели данных, технологии </w:t>
+      </w:r>
+      <w:r>
+        <w:rPr>
+          <w:rFonts w:ascii="Times New Roman" w:hAnsi="Times New Roman" w:cs="Times New Roman"/>
+          <w:sz w:val="28"/>
+          <w:szCs w:val="28"/>
+        </w:rPr>
+        <w:t xml:space="preserve">- </w:t>
+      </w:r>
+      <w:r>
+        <w:rPr>
+          <w:rFonts w:ascii="Times New Roman" w:hAnsi="Times New Roman" w:cs="Times New Roman"/>
+          <w:sz w:val="28"/>
+          <w:szCs w:val="28"/>
+        </w:rPr>
+        <w:t xml:space="preserve">Python, PySide6, ANTLR4, </w:t>
+      </w:r>
+      <w:proofErr w:type="spellStart"/>
+      <w:r>
+        <w:rPr>
+          <w:rFonts w:ascii="Times New Roman" w:hAnsi="Times New Roman" w:cs="Times New Roman"/>
+          <w:sz w:val="28"/>
+          <w:szCs w:val="28"/>
+        </w:rPr>
+        <w:t>Pygments</w:t>
+      </w:r>
+      <w:proofErr w:type="spellEnd"/>
+      <w:r>
+        <w:rPr>
+          <w:rFonts w:ascii="Times New Roman" w:hAnsi="Times New Roman" w:cs="Times New Roman"/>
+          <w:sz w:val="28"/>
+          <w:szCs w:val="28"/>
+        </w:rPr>
+        <w:t>,</w:t>
+      </w:r>
+      <w:r>
+        <w:rPr>
+          <w:rFonts w:ascii="Times New Roman" w:hAnsi="Times New Roman" w:cs="Times New Roman"/>
+          <w:sz w:val="28"/>
+          <w:szCs w:val="28"/>
+        </w:rPr>
+        <w:t xml:space="preserve"> </w:t>
+      </w:r>
+      <w:r>
+        <w:rPr>
+          <w:rFonts w:ascii="Times New Roman" w:hAnsi="Times New Roman" w:cs="Times New Roman"/>
+          <w:sz w:val="28"/>
+          <w:szCs w:val="28"/>
+        </w:rPr>
+        <w:t xml:space="preserve">а также использованные архитектурные и алгоритмические подходы: </w:t>
+      </w:r>
+      <w:r>
+        <w:rPr>
+          <w:rFonts w:ascii="Times New Roman" w:hAnsi="Times New Roman" w:cs="Times New Roman"/>
+          <w:sz w:val="28"/>
+          <w:szCs w:val="28"/>
+        </w:rPr>
+        <w:t xml:space="preserve">MVVM, Observer, фоновый </w:t>
+      </w:r>
+      <w:proofErr w:type="spellStart"/>
+      <w:r>
+        <w:rPr>
+          <w:rFonts w:ascii="Times New Roman" w:hAnsi="Times New Roman" w:cs="Times New Roman"/>
+          <w:sz w:val="28"/>
+          <w:szCs w:val="28"/>
+        </w:rPr>
+        <w:t>парсинг</w:t>
+      </w:r>
+      <w:proofErr w:type="spellEnd"/>
+      <w:r>
+        <w:rPr>
+          <w:rFonts w:ascii="Times New Roman" w:hAnsi="Times New Roman" w:cs="Times New Roman"/>
+          <w:sz w:val="28"/>
+          <w:szCs w:val="28"/>
+        </w:rPr>
+        <w:t xml:space="preserve">, двухуровневое кэширование. </w:t>
+      </w:r>
+      <w:r>
+        <w:rPr>
+          <w:rFonts w:ascii="Times New Roman" w:hAnsi="Times New Roman" w:cs="Times New Roman"/>
+          <w:sz w:val="28"/>
+          <w:szCs w:val="28"/>
+        </w:rPr>
+        <w:t xml:space="preserve">Подробно рассмотрены компоненты: стартовая панель, боковая панель навигации, редакторы ST и </w:t>
+      </w:r>
+      <w:proofErr w:type="spellStart"/>
+      <w:r>
+        <w:rPr>
+          <w:rFonts w:ascii="Times New Roman" w:hAnsi="Times New Roman" w:cs="Times New Roman"/>
+          <w:sz w:val="28"/>
+          <w:szCs w:val="28"/>
+        </w:rPr>
+        <w:t>Markdown</w:t>
+      </w:r>
+      <w:proofErr w:type="spellEnd"/>
+      <w:r>
+        <w:rPr>
+          <w:rFonts w:ascii="Times New Roman" w:hAnsi="Times New Roman" w:cs="Times New Roman"/>
+          <w:sz w:val="28"/>
+          <w:szCs w:val="28"/>
+        </w:rPr>
+        <w:t>, система автоматического отслеживания изменений.</w:t>
       </w:r>
     </w:p>
     <w:p>
@@ -503,7 +881,90 @@
           <w:sz w:val="28"/>
           <w:szCs w:val="28"/>
         </w:rPr>
-        <w:t>Глава 3 посвящена функциональному и нагрузочному тестированию программного средства. Описаны тестовое окружение, методики, реализованные виды тестов (модульные, интеграционные, функциональные), выявленные и устранённые дефекты (ошибки парсинга, рассогласование кэша и модели, задержки UI). Продемонстрирована корректность работы при различных объёмах данных, глубине иерархии и интенсивности взаимодействия. Подтверждена стабильность, отзывчивость интерфейса и отсутствие критических сбоев.</w:t>
+        <w:t xml:space="preserve">Глава </w:t>
+      </w:r>
+      <w:r>
+        <w:rPr>
+          <w:rFonts w:ascii="Times New Roman" w:hAnsi="Times New Roman" w:cs="Times New Roman"/>
+          <w:sz w:val="28"/>
+          <w:szCs w:val="28"/>
+          <w:lang w:val="en-US"/>
+        </w:rPr>
+        <w:t>III</w:t>
+      </w:r>
+      <w:r>
+        <w:rPr>
+          <w:rFonts w:ascii="Times New Roman" w:hAnsi="Times New Roman" w:cs="Times New Roman"/>
+          <w:sz w:val="28"/>
+          <w:szCs w:val="28"/>
+        </w:rPr>
+        <w:t xml:space="preserve"> посвящена функциональному и нагрузочному тестированию программного средства. Описаны тестовое окружение, методики, реализованные виды тестов </w:t>
+      </w:r>
+      <w:r>
+        <w:rPr>
+          <w:rFonts w:ascii="Arial" w:hAnsi="Arial" w:cs="Arial"/>
+          <w:shd w:val="clear" w:color="auto" w:fill="FFFFFF"/>
+        </w:rPr>
+        <w:t xml:space="preserve">— </w:t>
+      </w:r>
+      <w:r>
+        <w:rPr>
+          <w:rFonts w:ascii="Times New Roman" w:hAnsi="Times New Roman" w:cs="Times New Roman"/>
+          <w:sz w:val="28"/>
+          <w:szCs w:val="28"/>
+        </w:rPr>
+        <w:t>модульные, интеграционные, функциональные, выявленные и устранённые дефекты</w:t>
+      </w:r>
+      <w:r>
+        <w:rPr>
+          <w:rFonts w:ascii="Times New Roman" w:hAnsi="Times New Roman" w:cs="Times New Roman"/>
+          <w:sz w:val="28"/>
+          <w:szCs w:val="28"/>
+        </w:rPr>
+        <w:t xml:space="preserve">, </w:t>
+      </w:r>
+      <w:r>
+        <w:rPr>
+          <w:rFonts w:ascii="Times New Roman" w:hAnsi="Times New Roman" w:cs="Times New Roman"/>
+          <w:sz w:val="28"/>
+          <w:szCs w:val="28"/>
+        </w:rPr>
+        <w:t xml:space="preserve">ошибки </w:t>
+      </w:r>
+      <w:proofErr w:type="spellStart"/>
+      <w:r>
+        <w:rPr>
+          <w:rFonts w:ascii="Times New Roman" w:hAnsi="Times New Roman" w:cs="Times New Roman"/>
+          <w:sz w:val="28"/>
+          <w:szCs w:val="28"/>
+        </w:rPr>
+        <w:t>парсинга</w:t>
+      </w:r>
+      <w:proofErr w:type="spellEnd"/>
+      <w:r>
+        <w:rPr>
+          <w:rFonts w:ascii="Times New Roman" w:hAnsi="Times New Roman" w:cs="Times New Roman"/>
+          <w:sz w:val="28"/>
+          <w:szCs w:val="28"/>
+        </w:rPr>
+        <w:t xml:space="preserve">, рассогласование кэша и модели, задержки UI. </w:t>
+      </w:r>
+      <w:r>
+        <w:rPr>
+          <w:rFonts w:ascii="Times New Roman" w:hAnsi="Times New Roman" w:cs="Times New Roman"/>
+          <w:sz w:val="28"/>
+          <w:szCs w:val="28"/>
+        </w:rPr>
+        <w:t xml:space="preserve">Продемонстрирована корректность работы при различных объёмах данных, глубине иерархии и интенсивности </w:t>
+      </w:r>
+      <w:r>
+        <w:rPr>
+          <w:rFonts w:ascii="Times New Roman" w:hAnsi="Times New Roman" w:cs="Times New Roman"/>
+          <w:sz w:val="28"/>
+          <w:szCs w:val="28"/>
+        </w:rPr>
+        <w:lastRenderedPageBreak/>
+        <w:t>взаимодействия. Подтверждена стабильность, отзывчивость интерфейса и отсутствие критических сбоев.</w:t>
       </w:r>
     </w:p>
     <w:p>
@@ -523,7 +984,6 @@
           <w:sz w:val="28"/>
           <w:szCs w:val="28"/>
         </w:rPr>
-        <w:lastRenderedPageBreak/>
         <w:t>В выводах подводятся итоги работы, формулируется вывод о достижении поставленной цели и решении всех задач, оценивается практическая ценность решения, а также намечаются перспективы дальнейшего развития — расширение поддержки языков, интеграция с внешними API, облачные сценарии синхронизации.</w:t>
       </w:r>
     </w:p>
@@ -1471,12 +1931,34 @@
 
 <file path=customXml/item1.xml><?xml version="1.0" encoding="utf-8"?>
 <md:markdown xmlns:md="urn:markdown/source">
-  <md:content/>
+  <md:content><![CDATA[# ВВЕДЕНИЕ
+Актуальность. В условиях стремительного роста объёма технических знаний, характерного для современной IT‑сферы, всё острее проявляется несоответствие между сложностью учебных материалов — таких как фрагменты кода, шаблоны и теоретические выкладки — и уровнем автоматизации их организации. Существующие решения: от шаблонов в интегрированных средах разработки (IDE) и универсальных систем управления знаниями до обычной файловой системы — не «понимают» содержимое документов. Они либо работают с файлами как с одинаковыми контейнерами, либо требуют ручной сортировки и упорядочения. В результате отсутствует специализированный инструмент, способный автоматически выявлять внутреннюю структуру учебных документов, строить единое древовидное представление разнородного содержимого (ST и MD), и при этом оставаться быстрым за счёт фоновой обработки. Именно этот пробел — между потребностью в осмысленном доступе к знаниям и отсутствием подходящего программного обеспечения — определяет актуальность настоящей работы.
+Объект исследования — учебная информация в IT-подготовке, представленная в виде структурированных фрагментов кода и сопутствующей документации
+Предмет исследования — подход к организации учебной информации, основанный на синтаксическом анализе содержимого и построении единой древовидной модели данных для разнородных форматов.
+Цель работы — разработать кроссплатформенное программное средство для автоматизированной структуризации, хранения и быстрого доступа к учебным материалам: фрагментам кода в формате .st и документации в формате .md, основанное на синтаксическом анализе содержимого и фоновой обработке данных.
+Для достижения поставленной цели необходимо решить следующие задачи:
+Проанализировать существующие подходы к организации учебных материалов, включая шаблоны в IDE, PKM‑системы и файловую систему, выявить их недостатки и обосновать требования к новому решению.
+Обосновать архитектурные принципы будущего средства: кроссплатформенность, иерархическая организация, единое представление кода и документации, фоновая обработка.
+Разработать архитектуру кроссплатформенного программного средства, включающую слои представления, бизнес‑логики, доступа к данным и инфраструктуры.
+Реализовать прототип программного средства на языке Python с использованием фреймворка PySide6 и генератора парсеров ANTLR4.
+Провести всестороннее тестирование: модульное, интеграционное, функциональное и нагрузочное — с оценкой корректности, стабильности и производительности.
+Подготовить выводы о соответствии разработанного решения заявленной цели и оценить его практическую применимость.
+Методы научного исследования:
+— теоретические: анализ и синтез научной литературы, проектирование архитектуры на основе паттернов (MVVM, Observer, Factory);
+— прикладные: синтаксический анализ с применением ANTLR4, разработка модульной системы на Python;
+— эмпирические: тестирование с использованием фреймворка pytest, оценка производительности при различных сценариях нагрузки.
+Практическая значимость работы заключается в том, что разработанное средство снижает время поиска и вспоминания шаблонов кода, повышает качество структурирования личных знаний и может быть использовано студентами, начинающими и опытными разработчиками, включая сферу 1С‑разработки. Архитектура легко расширяема под новые языки программирования благодаря модульности и использованию ANTLR4.
+Структура работы. Дипломная работа состоит из введения, трёх глав, выводов и списка использованных источников.
+Во введении обосновывается актуальность исследования, формулируются цель и задачи, определяются объект и предмет исследования, перечисляются применённые методы, отмечается практическая значимость и приводится структура работы.
+Глава I посвящена анализу существующих подходов к организации учебной информации в IT‑подготовке. В ней рассмотрены исторические этапы систематизации программных заготовок, выявлены ограничения встроенных средств IDE, универсальных систем управления знаниями (Notion, Obsidian) и файловой системы. На основе сравнительного анализа сформулирована проблема исследования и обоснована потребность в специализированном кроссплатформенном средстве, сочетающем иерархическую структуру, предварительный просмотр и интеграцию теоретических и практических материалов.
+Глава II описывает архитектуру и программную реализацию разработанного средства. Приведена многослойная модульная структура приложения, раскрыты ключевые модели данных, технологии - Python, PySide6, ANTLR4, Pygments, а также использованные архитектурные и алгоритмические подходы: MVVM, Observer, фоновый парсинг, двухуровневое кэширование. Подробно рассмотрены компоненты: стартовая панель, боковая панель навигации, редакторы ST и Markdown, система автоматического отслеживания изменений.
+Глава III посвящена функциональному и нагрузочному тестированию программного средства. Описаны тестовое окружение, методики, реализованные виды тестов — модульные, интеграционные, функциональные, выявленные и устранённые дефекты, ошибки парсинга, рассогласование кэша и модели, задержки UI. Продемонстрирована корректность работы при различных объёмах данных, глубине иерархии и интенсивности взаимодействия. Подтверждена стабильность, отзывчивость интерфейса и отсутствие критических сбоев.
+В выводах подводятся итоги работы, формулируется вывод о достижении поставленной цели и решении всех задач, оценивается практическая ценность решения, а также намечаются перспективы дальнейшего развития — расширение поддержки языков, интеграция с внешними API, облачные сценарии синхронизации.]]></md:content>
 </md:markdown>
 </file>
 
 <file path=customXml/itemProps1.xml><?xml version="1.0" encoding="utf-8"?>
-<ds:datastoreItem xmlns:ds="http://schemas.openxmlformats.org/officeDocument/2006/customXml" ds:itemID="{57A0D7A3-5537-4791-8225-D91D28963E37}">
+<ds:datastoreItem xmlns:ds="http://schemas.openxmlformats.org/officeDocument/2006/customXml" ds:itemID="{AE9F246F-8722-43C8-A989-032717F7A445}">
   <ds:schemaRefs>
     <ds:schemaRef ds:uri="urn:markdown/source"/>
   </ds:schemaRefs>
